--- a/snap-descriptive/oct_5_numerator_notes.docx
+++ b/snap-descriptive/oct_5_numerator_notes.docx
@@ -173,6 +173,82 @@
       </w:r>
     </w:p>
     <w:p>
+      <w:r>
+        <w:drawing>
+          <wp:inline distT="0" distB="0" distL="0" distR="0" wp14:anchorId="17E8CF8C" wp14:editId="22B88B6E">
+            <wp:extent cx="2567166" cy="1753956"/>
+            <wp:effectExtent l="0" t="0" r="5080" b="0"/>
+            <wp:docPr id="4" name="Picture 4"/>
+            <wp:cNvGraphicFramePr>
+              <a:graphicFrameLocks xmlns:a="http://schemas.openxmlformats.org/drawingml/2006/main" noChangeAspect="1"/>
+            </wp:cNvGraphicFramePr>
+            <a:graphic xmlns:a="http://schemas.openxmlformats.org/drawingml/2006/main">
+              <a:graphicData uri="http://schemas.openxmlformats.org/drawingml/2006/picture">
+                <pic:pic xmlns:pic="http://schemas.openxmlformats.org/drawingml/2006/picture">
+                  <pic:nvPicPr>
+                    <pic:cNvPr id="1" name=""/>
+                    <pic:cNvPicPr/>
+                  </pic:nvPicPr>
+                  <pic:blipFill>
+                    <a:blip r:embed="rId5"/>
+                    <a:stretch>
+                      <a:fillRect/>
+                    </a:stretch>
+                  </pic:blipFill>
+                  <pic:spPr>
+                    <a:xfrm>
+                      <a:off x="0" y="0"/>
+                      <a:ext cx="2607027" cy="1781190"/>
+                    </a:xfrm>
+                    <a:prstGeom prst="rect">
+                      <a:avLst/>
+                    </a:prstGeom>
+                  </pic:spPr>
+                </pic:pic>
+              </a:graphicData>
+            </a:graphic>
+          </wp:inline>
+        </w:drawing>
+      </w:r>
+      <w:r>
+        <w:drawing>
+          <wp:inline distT="0" distB="0" distL="0" distR="0" wp14:anchorId="66C4522F" wp14:editId="1491C625">
+            <wp:extent cx="2650293" cy="1848693"/>
+            <wp:effectExtent l="0" t="0" r="0" b="0"/>
+            <wp:docPr id="3" name="Picture 3"/>
+            <wp:cNvGraphicFramePr>
+              <a:graphicFrameLocks xmlns:a="http://schemas.openxmlformats.org/drawingml/2006/main" noChangeAspect="1"/>
+            </wp:cNvGraphicFramePr>
+            <a:graphic xmlns:a="http://schemas.openxmlformats.org/drawingml/2006/main">
+              <a:graphicData uri="http://schemas.openxmlformats.org/drawingml/2006/picture">
+                <pic:pic xmlns:pic="http://schemas.openxmlformats.org/drawingml/2006/picture">
+                  <pic:nvPicPr>
+                    <pic:cNvPr id="1" name=""/>
+                    <pic:cNvPicPr/>
+                  </pic:nvPicPr>
+                  <pic:blipFill>
+                    <a:blip r:embed="rId6"/>
+                    <a:stretch>
+                      <a:fillRect/>
+                    </a:stretch>
+                  </pic:blipFill>
+                  <pic:spPr>
+                    <a:xfrm>
+                      <a:off x="0" y="0"/>
+                      <a:ext cx="2661766" cy="1856696"/>
+                    </a:xfrm>
+                    <a:prstGeom prst="rect">
+                      <a:avLst/>
+                    </a:prstGeom>
+                  </pic:spPr>
+                </pic:pic>
+              </a:graphicData>
+            </a:graphic>
+          </wp:inline>
+        </w:drawing>
+      </w:r>
+    </w:p>
+    <w:p>
       <w:pPr>
         <w:pStyle w:val="ListParagraph"/>
         <w:numPr>
@@ -190,7 +266,135 @@
         <w:t>&gt;</w:t>
       </w:r>
       <w:r>
-        <w:t xml:space="preserve"> policy changes in SNAP benefits (see Numerator's estimates of SNAP benefit issued by month; see if these trends match)</w:t>
+        <w:t xml:space="preserve"> policy changes in SNAP benefits (see Numerator's estimates of SNAP benefit issued by month; </w:t>
+      </w:r>
+      <w:r>
+        <w:t>SNAP benefit increased in Sep 2022 and decreased in Jan 2023</w:t>
+      </w:r>
+      <w:r>
+        <w:t>)</w:t>
+      </w:r>
+    </w:p>
+    <w:p>
+      <w:pPr>
+        <w:ind w:left="360"/>
+      </w:pPr>
+      <w:r>
+        <w:drawing>
+          <wp:inline distT="0" distB="0" distL="0" distR="0" wp14:anchorId="12B0D5EB" wp14:editId="20132FAE">
+            <wp:extent cx="2674487" cy="1850140"/>
+            <wp:effectExtent l="0" t="0" r="0" b="0"/>
+            <wp:docPr id="1" name="Picture 1"/>
+            <wp:cNvGraphicFramePr>
+              <a:graphicFrameLocks xmlns:a="http://schemas.openxmlformats.org/drawingml/2006/main" noChangeAspect="1"/>
+            </wp:cNvGraphicFramePr>
+            <a:graphic xmlns:a="http://schemas.openxmlformats.org/drawingml/2006/main">
+              <a:graphicData uri="http://schemas.openxmlformats.org/drawingml/2006/picture">
+                <pic:pic xmlns:pic="http://schemas.openxmlformats.org/drawingml/2006/picture">
+                  <pic:nvPicPr>
+                    <pic:cNvPr id="1" name=""/>
+                    <pic:cNvPicPr/>
+                  </pic:nvPicPr>
+                  <pic:blipFill>
+                    <a:blip r:embed="rId7"/>
+                    <a:stretch>
+                      <a:fillRect/>
+                    </a:stretch>
+                  </pic:blipFill>
+                  <pic:spPr>
+                    <a:xfrm>
+                      <a:off x="0" y="0"/>
+                      <a:ext cx="2731088" cy="1889295"/>
+                    </a:xfrm>
+                    <a:prstGeom prst="rect">
+                      <a:avLst/>
+                    </a:prstGeom>
+                  </pic:spPr>
+                </pic:pic>
+              </a:graphicData>
+            </a:graphic>
+          </wp:inline>
+        </w:drawing>
+      </w:r>
+      <w:r>
+        <w:drawing>
+          <wp:inline distT="0" distB="0" distL="0" distR="0" wp14:anchorId="18C27969" wp14:editId="2955A5BE">
+            <wp:extent cx="2565400" cy="1782898"/>
+            <wp:effectExtent l="0" t="0" r="6350" b="8255"/>
+            <wp:docPr id="2" name="Picture 2"/>
+            <wp:cNvGraphicFramePr>
+              <a:graphicFrameLocks xmlns:a="http://schemas.openxmlformats.org/drawingml/2006/main" noChangeAspect="1"/>
+            </wp:cNvGraphicFramePr>
+            <a:graphic xmlns:a="http://schemas.openxmlformats.org/drawingml/2006/main">
+              <a:graphicData uri="http://schemas.openxmlformats.org/drawingml/2006/picture">
+                <pic:pic xmlns:pic="http://schemas.openxmlformats.org/drawingml/2006/picture">
+                  <pic:nvPicPr>
+                    <pic:cNvPr id="1" name=""/>
+                    <pic:cNvPicPr/>
+                  </pic:nvPicPr>
+                  <pic:blipFill>
+                    <a:blip r:embed="rId8"/>
+                    <a:stretch>
+                      <a:fillRect/>
+                    </a:stretch>
+                  </pic:blipFill>
+                  <pic:spPr>
+                    <a:xfrm>
+                      <a:off x="0" y="0"/>
+                      <a:ext cx="2581891" cy="1794359"/>
+                    </a:xfrm>
+                    <a:prstGeom prst="rect">
+                      <a:avLst/>
+                    </a:prstGeom>
+                  </pic:spPr>
+                </pic:pic>
+              </a:graphicData>
+            </a:graphic>
+          </wp:inline>
+        </w:drawing>
+      </w:r>
+    </w:p>
+    <w:p>
+      <w:pPr>
+        <w:ind w:left="360"/>
+      </w:pPr>
+      <w:r>
+        <w:lastRenderedPageBreak/>
+        <w:drawing>
+          <wp:inline distT="0" distB="0" distL="0" distR="0" wp14:anchorId="52473DD5" wp14:editId="121C041A">
+            <wp:extent cx="4682996" cy="1921229"/>
+            <wp:effectExtent l="0" t="0" r="3810" b="3175"/>
+            <wp:docPr id="24" name="Picture 24"/>
+            <wp:cNvGraphicFramePr>
+              <a:graphicFrameLocks xmlns:a="http://schemas.openxmlformats.org/drawingml/2006/main" noChangeAspect="1"/>
+            </wp:cNvGraphicFramePr>
+            <a:graphic xmlns:a="http://schemas.openxmlformats.org/drawingml/2006/main">
+              <a:graphicData uri="http://schemas.openxmlformats.org/drawingml/2006/picture">
+                <pic:pic xmlns:pic="http://schemas.openxmlformats.org/drawingml/2006/picture">
+                  <pic:nvPicPr>
+                    <pic:cNvPr id="1" name=""/>
+                    <pic:cNvPicPr/>
+                  </pic:nvPicPr>
+                  <pic:blipFill>
+                    <a:blip r:embed="rId9"/>
+                    <a:stretch>
+                      <a:fillRect/>
+                    </a:stretch>
+                  </pic:blipFill>
+                  <pic:spPr>
+                    <a:xfrm>
+                      <a:off x="0" y="0"/>
+                      <a:ext cx="4736997" cy="1943383"/>
+                    </a:xfrm>
+                    <a:prstGeom prst="rect">
+                      <a:avLst/>
+                    </a:prstGeom>
+                  </pic:spPr>
+                </pic:pic>
+              </a:graphicData>
+            </a:graphic>
+          </wp:inline>
+        </w:drawing>
       </w:r>
     </w:p>
     <w:p>
@@ -207,6 +411,48 @@
     </w:p>
     <w:p>
       <w:pPr>
+        <w:ind w:left="360"/>
+      </w:pPr>
+      <w:r>
+        <w:drawing>
+          <wp:inline distT="0" distB="0" distL="0" distR="0" wp14:anchorId="068E3AEA" wp14:editId="352F3ED9">
+            <wp:extent cx="2195538" cy="2181699"/>
+            <wp:effectExtent l="0" t="0" r="0" b="9525"/>
+            <wp:docPr id="5" name="Picture 5"/>
+            <wp:cNvGraphicFramePr>
+              <a:graphicFrameLocks xmlns:a="http://schemas.openxmlformats.org/drawingml/2006/main" noChangeAspect="1"/>
+            </wp:cNvGraphicFramePr>
+            <a:graphic xmlns:a="http://schemas.openxmlformats.org/drawingml/2006/main">
+              <a:graphicData uri="http://schemas.openxmlformats.org/drawingml/2006/picture">
+                <pic:pic xmlns:pic="http://schemas.openxmlformats.org/drawingml/2006/picture">
+                  <pic:nvPicPr>
+                    <pic:cNvPr id="1" name=""/>
+                    <pic:cNvPicPr/>
+                  </pic:nvPicPr>
+                  <pic:blipFill>
+                    <a:blip r:embed="rId10"/>
+                    <a:stretch>
+                      <a:fillRect/>
+                    </a:stretch>
+                  </pic:blipFill>
+                  <pic:spPr>
+                    <a:xfrm>
+                      <a:off x="0" y="0"/>
+                      <a:ext cx="2210253" cy="2196321"/>
+                    </a:xfrm>
+                    <a:prstGeom prst="rect">
+                      <a:avLst/>
+                    </a:prstGeom>
+                  </pic:spPr>
+                </pic:pic>
+              </a:graphicData>
+            </a:graphic>
+          </wp:inline>
+        </w:drawing>
+      </w:r>
+    </w:p>
+    <w:p>
+      <w:pPr>
         <w:pStyle w:val="ListParagraph"/>
         <w:numPr>
           <w:ilvl w:val="0"/>
@@ -214,13 +460,243 @@
         </w:numPr>
       </w:pPr>
       <w:r>
-        <w:t>working on consumption by household attributes (diabetes): people with diabetes spend (report) more on food and soda, but spend less portion of EBT</w:t>
+        <w:t>working on consumption by household attributes (diabetes): people with diabetes spend (report) more on food and soda</w:t>
+      </w:r>
+      <w:r>
+        <w:t xml:space="preserve"> and have higher EBT spending</w:t>
+      </w:r>
+      <w:r>
+        <w:t xml:space="preserve">, but </w:t>
+      </w:r>
+      <w:r>
+        <w:t>they have a lower share of soda paid by EBT than those without diabetes (</w:t>
+      </w:r>
+      <w:r>
+        <w:t>are less likely to pay soda by</w:t>
       </w:r>
       <w:r>
         <w:t xml:space="preserve"> </w:t>
       </w:r>
       <w:r>
-        <w:t>cash on soda than those without diabetes (different mental accounting of EBT cash between those with diabetes and those without?)</w:t>
+        <w:t xml:space="preserve">EBT </w:t>
+      </w:r>
+      <w:r>
+        <w:t>cash</w:t>
+      </w:r>
+      <w:r>
+        <w:t xml:space="preserve"> </w:t>
+      </w:r>
+      <w:r>
+        <w:t>than those without diabetes</w:t>
+      </w:r>
+      <w:r>
+        <w:t>)</w:t>
+      </w:r>
+      <w:r>
+        <w:t xml:space="preserve">; </w:t>
+      </w:r>
+      <w:r>
+        <w:t>18% if SNAP household having diabetes, 16% of all having diabetes</w:t>
+      </w:r>
+    </w:p>
+    <w:p>
+      <w:r>
+        <w:drawing>
+          <wp:inline distT="0" distB="0" distL="0" distR="0" wp14:anchorId="6B97AFA2" wp14:editId="79BF9196">
+            <wp:extent cx="4330700" cy="1134495"/>
+            <wp:effectExtent l="0" t="0" r="0" b="8890"/>
+            <wp:docPr id="11" name="Picture 11"/>
+            <wp:cNvGraphicFramePr>
+              <a:graphicFrameLocks xmlns:a="http://schemas.openxmlformats.org/drawingml/2006/main" noChangeAspect="1"/>
+            </wp:cNvGraphicFramePr>
+            <a:graphic xmlns:a="http://schemas.openxmlformats.org/drawingml/2006/main">
+              <a:graphicData uri="http://schemas.openxmlformats.org/drawingml/2006/picture">
+                <pic:pic xmlns:pic="http://schemas.openxmlformats.org/drawingml/2006/picture">
+                  <pic:nvPicPr>
+                    <pic:cNvPr id="1" name=""/>
+                    <pic:cNvPicPr/>
+                  </pic:nvPicPr>
+                  <pic:blipFill>
+                    <a:blip r:embed="rId11"/>
+                    <a:stretch>
+                      <a:fillRect/>
+                    </a:stretch>
+                  </pic:blipFill>
+                  <pic:spPr>
+                    <a:xfrm>
+                      <a:off x="0" y="0"/>
+                      <a:ext cx="4362230" cy="1142755"/>
+                    </a:xfrm>
+                    <a:prstGeom prst="rect">
+                      <a:avLst/>
+                    </a:prstGeom>
+                  </pic:spPr>
+                </pic:pic>
+              </a:graphicData>
+            </a:graphic>
+          </wp:inline>
+        </w:drawing>
+      </w:r>
+    </w:p>
+    <w:p>
+      <w:r>
+        <w:drawing>
+          <wp:inline distT="0" distB="0" distL="0" distR="0" wp14:anchorId="063E989A" wp14:editId="162435EE">
+            <wp:extent cx="4311650" cy="707092"/>
+            <wp:effectExtent l="0" t="0" r="0" b="0"/>
+            <wp:docPr id="12" name="Picture 12"/>
+            <wp:cNvGraphicFramePr>
+              <a:graphicFrameLocks xmlns:a="http://schemas.openxmlformats.org/drawingml/2006/main" noChangeAspect="1"/>
+            </wp:cNvGraphicFramePr>
+            <a:graphic xmlns:a="http://schemas.openxmlformats.org/drawingml/2006/main">
+              <a:graphicData uri="http://schemas.openxmlformats.org/drawingml/2006/picture">
+                <pic:pic xmlns:pic="http://schemas.openxmlformats.org/drawingml/2006/picture">
+                  <pic:nvPicPr>
+                    <pic:cNvPr id="1" name=""/>
+                    <pic:cNvPicPr/>
+                  </pic:nvPicPr>
+                  <pic:blipFill>
+                    <a:blip r:embed="rId12"/>
+                    <a:stretch>
+                      <a:fillRect/>
+                    </a:stretch>
+                  </pic:blipFill>
+                  <pic:spPr>
+                    <a:xfrm>
+                      <a:off x="0" y="0"/>
+                      <a:ext cx="4328317" cy="709825"/>
+                    </a:xfrm>
+                    <a:prstGeom prst="rect">
+                      <a:avLst/>
+                    </a:prstGeom>
+                  </pic:spPr>
+                </pic:pic>
+              </a:graphicData>
+            </a:graphic>
+          </wp:inline>
+        </w:drawing>
+      </w:r>
+    </w:p>
+    <w:p>
+      <w:r>
+        <w:drawing>
+          <wp:inline distT="0" distB="0" distL="0" distR="0" wp14:anchorId="6709B395" wp14:editId="652FC5AD">
+            <wp:extent cx="4290497" cy="215900"/>
+            <wp:effectExtent l="0" t="0" r="0" b="0"/>
+            <wp:docPr id="13" name="Picture 13"/>
+            <wp:cNvGraphicFramePr>
+              <a:graphicFrameLocks xmlns:a="http://schemas.openxmlformats.org/drawingml/2006/main" noChangeAspect="1"/>
+            </wp:cNvGraphicFramePr>
+            <a:graphic xmlns:a="http://schemas.openxmlformats.org/drawingml/2006/main">
+              <a:graphicData uri="http://schemas.openxmlformats.org/drawingml/2006/picture">
+                <pic:pic xmlns:pic="http://schemas.openxmlformats.org/drawingml/2006/picture">
+                  <pic:nvPicPr>
+                    <pic:cNvPr id="1" name=""/>
+                    <pic:cNvPicPr/>
+                  </pic:nvPicPr>
+                  <pic:blipFill>
+                    <a:blip r:embed="rId13"/>
+                    <a:stretch>
+                      <a:fillRect/>
+                    </a:stretch>
+                  </pic:blipFill>
+                  <pic:spPr>
+                    <a:xfrm>
+                      <a:off x="0" y="0"/>
+                      <a:ext cx="4366622" cy="219731"/>
+                    </a:xfrm>
+                    <a:prstGeom prst="rect">
+                      <a:avLst/>
+                    </a:prstGeom>
+                  </pic:spPr>
+                </pic:pic>
+              </a:graphicData>
+            </a:graphic>
+          </wp:inline>
+        </w:drawing>
+      </w:r>
+    </w:p>
+    <w:p>
+      <w:r>
+        <w:lastRenderedPageBreak/>
+        <w:drawing>
+          <wp:inline distT="0" distB="0" distL="0" distR="0" wp14:anchorId="08BD339D" wp14:editId="38475182">
+            <wp:extent cx="2787650" cy="1787849"/>
+            <wp:effectExtent l="0" t="0" r="0" b="3175"/>
+            <wp:docPr id="14" name="Picture 14"/>
+            <wp:cNvGraphicFramePr>
+              <a:graphicFrameLocks xmlns:a="http://schemas.openxmlformats.org/drawingml/2006/main" noChangeAspect="1"/>
+            </wp:cNvGraphicFramePr>
+            <a:graphic xmlns:a="http://schemas.openxmlformats.org/drawingml/2006/main">
+              <a:graphicData uri="http://schemas.openxmlformats.org/drawingml/2006/picture">
+                <pic:pic xmlns:pic="http://schemas.openxmlformats.org/drawingml/2006/picture">
+                  <pic:nvPicPr>
+                    <pic:cNvPr id="1" name=""/>
+                    <pic:cNvPicPr/>
+                  </pic:nvPicPr>
+                  <pic:blipFill>
+                    <a:blip r:embed="rId14"/>
+                    <a:stretch>
+                      <a:fillRect/>
+                    </a:stretch>
+                  </pic:blipFill>
+                  <pic:spPr>
+                    <a:xfrm>
+                      <a:off x="0" y="0"/>
+                      <a:ext cx="2812769" cy="1803959"/>
+                    </a:xfrm>
+                    <a:prstGeom prst="rect">
+                      <a:avLst/>
+                    </a:prstGeom>
+                  </pic:spPr>
+                </pic:pic>
+              </a:graphicData>
+            </a:graphic>
+          </wp:inline>
+        </w:drawing>
+      </w:r>
+      <w:r>
+        <w:rPr>
+          <w:noProof/>
+        </w:rPr>
+        <w:t xml:space="preserve"> </w:t>
+      </w:r>
+      <w:r>
+        <w:drawing>
+          <wp:inline distT="0" distB="0" distL="0" distR="0" wp14:anchorId="71316C85" wp14:editId="4E4E4FA9">
+            <wp:extent cx="2820470" cy="1911350"/>
+            <wp:effectExtent l="0" t="0" r="0" b="0"/>
+            <wp:docPr id="15" name="Picture 15"/>
+            <wp:cNvGraphicFramePr>
+              <a:graphicFrameLocks xmlns:a="http://schemas.openxmlformats.org/drawingml/2006/main" noChangeAspect="1"/>
+            </wp:cNvGraphicFramePr>
+            <a:graphic xmlns:a="http://schemas.openxmlformats.org/drawingml/2006/main">
+              <a:graphicData uri="http://schemas.openxmlformats.org/drawingml/2006/picture">
+                <pic:pic xmlns:pic="http://schemas.openxmlformats.org/drawingml/2006/picture">
+                  <pic:nvPicPr>
+                    <pic:cNvPr id="1" name=""/>
+                    <pic:cNvPicPr/>
+                  </pic:nvPicPr>
+                  <pic:blipFill>
+                    <a:blip r:embed="rId15"/>
+                    <a:stretch>
+                      <a:fillRect/>
+                    </a:stretch>
+                  </pic:blipFill>
+                  <pic:spPr>
+                    <a:xfrm>
+                      <a:off x="0" y="0"/>
+                      <a:ext cx="2837360" cy="1922796"/>
+                    </a:xfrm>
+                    <a:prstGeom prst="rect">
+                      <a:avLst/>
+                    </a:prstGeom>
+                  </pic:spPr>
+                </pic:pic>
+              </a:graphicData>
+            </a:graphic>
+          </wp:inline>
+        </w:drawing>
       </w:r>
     </w:p>
     <w:p>
@@ -244,7 +720,13 @@
         </w:numPr>
       </w:pPr>
       <w:r>
-        <w:t xml:space="preserve">Annual expenditure is severely </w:t>
+        <w:t xml:space="preserve">Annual </w:t>
+      </w:r>
+      <w:r>
+        <w:t xml:space="preserve">total </w:t>
+      </w:r>
+      <w:r>
+        <w:t xml:space="preserve">expenditure is severely </w:t>
       </w:r>
       <w:r>
         <w:t>under</w:t>
@@ -271,6 +753,87 @@
       </w:r>
       <w:r>
         <w:t xml:space="preserve"> food expenditure than other type of expenditure;</w:t>
+      </w:r>
+      <w:r>
+        <w:t xml:space="preserve"> richer household’s expenditure is more severely underestimated than others</w:t>
+      </w:r>
+    </w:p>
+    <w:p>
+      <w:r>
+        <w:drawing>
+          <wp:inline distT="0" distB="0" distL="0" distR="0" wp14:anchorId="314FE1B8" wp14:editId="62EA64E4">
+            <wp:extent cx="6260935" cy="927100"/>
+            <wp:effectExtent l="0" t="0" r="6985" b="6350"/>
+            <wp:docPr id="16" name="Picture 16"/>
+            <wp:cNvGraphicFramePr>
+              <a:graphicFrameLocks xmlns:a="http://schemas.openxmlformats.org/drawingml/2006/main" noChangeAspect="1"/>
+            </wp:cNvGraphicFramePr>
+            <a:graphic xmlns:a="http://schemas.openxmlformats.org/drawingml/2006/main">
+              <a:graphicData uri="http://schemas.openxmlformats.org/drawingml/2006/picture">
+                <pic:pic xmlns:pic="http://schemas.openxmlformats.org/drawingml/2006/picture">
+                  <pic:nvPicPr>
+                    <pic:cNvPr id="1" name=""/>
+                    <pic:cNvPicPr/>
+                  </pic:nvPicPr>
+                  <pic:blipFill>
+                    <a:blip r:embed="rId16"/>
+                    <a:stretch>
+                      <a:fillRect/>
+                    </a:stretch>
+                  </pic:blipFill>
+                  <pic:spPr>
+                    <a:xfrm>
+                      <a:off x="0" y="0"/>
+                      <a:ext cx="6265530" cy="927780"/>
+                    </a:xfrm>
+                    <a:prstGeom prst="rect">
+                      <a:avLst/>
+                    </a:prstGeom>
+                  </pic:spPr>
+                </pic:pic>
+              </a:graphicData>
+            </a:graphic>
+          </wp:inline>
+        </w:drawing>
+      </w:r>
+    </w:p>
+    <w:p>
+      <w:r>
+        <w:drawing>
+          <wp:inline distT="0" distB="0" distL="0" distR="0" wp14:anchorId="07077737" wp14:editId="0A2A8012">
+            <wp:extent cx="6276241" cy="1270000"/>
+            <wp:effectExtent l="0" t="0" r="0" b="6350"/>
+            <wp:docPr id="17" name="Picture 17"/>
+            <wp:cNvGraphicFramePr>
+              <a:graphicFrameLocks xmlns:a="http://schemas.openxmlformats.org/drawingml/2006/main" noChangeAspect="1"/>
+            </wp:cNvGraphicFramePr>
+            <a:graphic xmlns:a="http://schemas.openxmlformats.org/drawingml/2006/main">
+              <a:graphicData uri="http://schemas.openxmlformats.org/drawingml/2006/picture">
+                <pic:pic xmlns:pic="http://schemas.openxmlformats.org/drawingml/2006/picture">
+                  <pic:nvPicPr>
+                    <pic:cNvPr id="1" name=""/>
+                    <pic:cNvPicPr/>
+                  </pic:nvPicPr>
+                  <pic:blipFill>
+                    <a:blip r:embed="rId17"/>
+                    <a:stretch>
+                      <a:fillRect/>
+                    </a:stretch>
+                  </pic:blipFill>
+                  <pic:spPr>
+                    <a:xfrm>
+                      <a:off x="0" y="0"/>
+                      <a:ext cx="6281740" cy="1271113"/>
+                    </a:xfrm>
+                    <a:prstGeom prst="rect">
+                      <a:avLst/>
+                    </a:prstGeom>
+                  </pic:spPr>
+                </pic:pic>
+              </a:graphicData>
+            </a:graphic>
+          </wp:inline>
+        </w:drawing>
       </w:r>
     </w:p>
     <w:p>
@@ -288,7 +851,13 @@
         <w:t xml:space="preserve">could be </w:t>
       </w:r>
       <w:r>
-        <w:t>result of financial incentives distributed by Numerator; poorer household have more incentive to scan receipts)</w:t>
+        <w:t>result of financial incentives distributed by Numerator; poorer household have more incentive to scan receipts</w:t>
+      </w:r>
+      <w:r>
+        <w:t>; expenditure of richer household is not well captured</w:t>
+      </w:r>
+      <w:r>
+        <w:t>)</w:t>
       </w:r>
     </w:p>
     <w:p>
@@ -304,6 +873,131 @@
       </w:r>
     </w:p>
     <w:p>
+      <w:r>
+        <w:drawing>
+          <wp:inline distT="0" distB="0" distL="0" distR="0" wp14:anchorId="39F9C7B6" wp14:editId="39DEA366">
+            <wp:extent cx="6137271" cy="1077362"/>
+            <wp:effectExtent l="0" t="0" r="0" b="8890"/>
+            <wp:docPr id="21" name="Picture 21"/>
+            <wp:cNvGraphicFramePr>
+              <a:graphicFrameLocks xmlns:a="http://schemas.openxmlformats.org/drawingml/2006/main" noChangeAspect="1"/>
+            </wp:cNvGraphicFramePr>
+            <a:graphic xmlns:a="http://schemas.openxmlformats.org/drawingml/2006/main">
+              <a:graphicData uri="http://schemas.openxmlformats.org/drawingml/2006/picture">
+                <pic:pic xmlns:pic="http://schemas.openxmlformats.org/drawingml/2006/picture">
+                  <pic:nvPicPr>
+                    <pic:cNvPr id="1" name=""/>
+                    <pic:cNvPicPr/>
+                  </pic:nvPicPr>
+                  <pic:blipFill rotWithShape="1">
+                    <a:blip r:embed="rId18"/>
+                    <a:srcRect b="27649"/>
+                    <a:stretch/>
+                  </pic:blipFill>
+                  <pic:spPr bwMode="auto">
+                    <a:xfrm>
+                      <a:off x="0" y="0"/>
+                      <a:ext cx="6192425" cy="1087044"/>
+                    </a:xfrm>
+                    <a:prstGeom prst="rect">
+                      <a:avLst/>
+                    </a:prstGeom>
+                    <a:ln>
+                      <a:noFill/>
+                    </a:ln>
+                    <a:extLst>
+                      <a:ext uri="{53640926-AAD7-44D8-BBD7-CCE9431645EC}">
+                        <a14:shadowObscured xmlns:a14="http://schemas.microsoft.com/office/drawing/2010/main"/>
+                      </a:ext>
+                    </a:extLst>
+                  </pic:spPr>
+                </pic:pic>
+              </a:graphicData>
+            </a:graphic>
+          </wp:inline>
+        </w:drawing>
+      </w:r>
+    </w:p>
+    <w:p>
+      <w:r>
+        <w:drawing>
+          <wp:inline distT="0" distB="0" distL="0" distR="0" wp14:anchorId="56962ACD" wp14:editId="3556D59C">
+            <wp:extent cx="6345767" cy="513221"/>
+            <wp:effectExtent l="0" t="0" r="0" b="1270"/>
+            <wp:docPr id="19" name="Picture 19"/>
+            <wp:cNvGraphicFramePr>
+              <a:graphicFrameLocks xmlns:a="http://schemas.openxmlformats.org/drawingml/2006/main" noChangeAspect="1"/>
+            </wp:cNvGraphicFramePr>
+            <a:graphic xmlns:a="http://schemas.openxmlformats.org/drawingml/2006/main">
+              <a:graphicData uri="http://schemas.openxmlformats.org/drawingml/2006/picture">
+                <pic:pic xmlns:pic="http://schemas.openxmlformats.org/drawingml/2006/picture">
+                  <pic:nvPicPr>
+                    <pic:cNvPr id="1" name=""/>
+                    <pic:cNvPicPr/>
+                  </pic:nvPicPr>
+                  <pic:blipFill>
+                    <a:blip r:embed="rId19"/>
+                    <a:stretch>
+                      <a:fillRect/>
+                    </a:stretch>
+                  </pic:blipFill>
+                  <pic:spPr>
+                    <a:xfrm>
+                      <a:off x="0" y="0"/>
+                      <a:ext cx="6428014" cy="519873"/>
+                    </a:xfrm>
+                    <a:prstGeom prst="rect">
+                      <a:avLst/>
+                    </a:prstGeom>
+                  </pic:spPr>
+                </pic:pic>
+              </a:graphicData>
+            </a:graphic>
+          </wp:inline>
+        </w:drawing>
+      </w:r>
+    </w:p>
+    <w:p>
+      <w:r>
+        <w:lastRenderedPageBreak/>
+        <w:drawing>
+          <wp:inline distT="0" distB="0" distL="0" distR="0" wp14:anchorId="34C9C8DB" wp14:editId="7FC26BDB">
+            <wp:extent cx="6260465" cy="1660762"/>
+            <wp:effectExtent l="0" t="0" r="6985" b="0"/>
+            <wp:docPr id="18" name="Picture 18"/>
+            <wp:cNvGraphicFramePr>
+              <a:graphicFrameLocks xmlns:a="http://schemas.openxmlformats.org/drawingml/2006/main" noChangeAspect="1"/>
+            </wp:cNvGraphicFramePr>
+            <a:graphic xmlns:a="http://schemas.openxmlformats.org/drawingml/2006/main">
+              <a:graphicData uri="http://schemas.openxmlformats.org/drawingml/2006/picture">
+                <pic:pic xmlns:pic="http://schemas.openxmlformats.org/drawingml/2006/picture">
+                  <pic:nvPicPr>
+                    <pic:cNvPr id="1" name=""/>
+                    <pic:cNvPicPr/>
+                  </pic:nvPicPr>
+                  <pic:blipFill>
+                    <a:blip r:embed="rId20"/>
+                    <a:stretch>
+                      <a:fillRect/>
+                    </a:stretch>
+                  </pic:blipFill>
+                  <pic:spPr>
+                    <a:xfrm>
+                      <a:off x="0" y="0"/>
+                      <a:ext cx="6284745" cy="1667203"/>
+                    </a:xfrm>
+                    <a:prstGeom prst="rect">
+                      <a:avLst/>
+                    </a:prstGeom>
+                  </pic:spPr>
+                </pic:pic>
+              </a:graphicData>
+            </a:graphic>
+          </wp:inline>
+        </w:drawing>
+      </w:r>
+    </w:p>
+    <w:p>
       <w:pPr>
         <w:pStyle w:val="ListParagraph"/>
         <w:numPr>
@@ -343,6 +1037,82 @@
       </w:r>
     </w:p>
     <w:p>
+      <w:r>
+        <w:drawing>
+          <wp:inline distT="0" distB="0" distL="0" distR="0" wp14:anchorId="6AEF1980" wp14:editId="52779AFC">
+            <wp:extent cx="2998981" cy="1412340"/>
+            <wp:effectExtent l="0" t="0" r="0" b="0"/>
+            <wp:docPr id="23" name="Picture 23"/>
+            <wp:cNvGraphicFramePr>
+              <a:graphicFrameLocks xmlns:a="http://schemas.openxmlformats.org/drawingml/2006/main" noChangeAspect="1"/>
+            </wp:cNvGraphicFramePr>
+            <a:graphic xmlns:a="http://schemas.openxmlformats.org/drawingml/2006/main">
+              <a:graphicData uri="http://schemas.openxmlformats.org/drawingml/2006/picture">
+                <pic:pic xmlns:pic="http://schemas.openxmlformats.org/drawingml/2006/picture">
+                  <pic:nvPicPr>
+                    <pic:cNvPr id="1" name=""/>
+                    <pic:cNvPicPr/>
+                  </pic:nvPicPr>
+                  <pic:blipFill>
+                    <a:blip r:embed="rId21"/>
+                    <a:stretch>
+                      <a:fillRect/>
+                    </a:stretch>
+                  </pic:blipFill>
+                  <pic:spPr>
+                    <a:xfrm>
+                      <a:off x="0" y="0"/>
+                      <a:ext cx="3048253" cy="1435544"/>
+                    </a:xfrm>
+                    <a:prstGeom prst="rect">
+                      <a:avLst/>
+                    </a:prstGeom>
+                  </pic:spPr>
+                </pic:pic>
+              </a:graphicData>
+            </a:graphic>
+          </wp:inline>
+        </w:drawing>
+      </w:r>
+      <w:r>
+        <w:drawing>
+          <wp:inline distT="0" distB="0" distL="0" distR="0" wp14:anchorId="4661039B" wp14:editId="78B3033B">
+            <wp:extent cx="2919743" cy="1405282"/>
+            <wp:effectExtent l="0" t="0" r="0" b="4445"/>
+            <wp:docPr id="22" name="Picture 22"/>
+            <wp:cNvGraphicFramePr>
+              <a:graphicFrameLocks xmlns:a="http://schemas.openxmlformats.org/drawingml/2006/main" noChangeAspect="1"/>
+            </wp:cNvGraphicFramePr>
+            <a:graphic xmlns:a="http://schemas.openxmlformats.org/drawingml/2006/main">
+              <a:graphicData uri="http://schemas.openxmlformats.org/drawingml/2006/picture">
+                <pic:pic xmlns:pic="http://schemas.openxmlformats.org/drawingml/2006/picture">
+                  <pic:nvPicPr>
+                    <pic:cNvPr id="1" name=""/>
+                    <pic:cNvPicPr/>
+                  </pic:nvPicPr>
+                  <pic:blipFill>
+                    <a:blip r:embed="rId22"/>
+                    <a:stretch>
+                      <a:fillRect/>
+                    </a:stretch>
+                  </pic:blipFill>
+                  <pic:spPr>
+                    <a:xfrm>
+                      <a:off x="0" y="0"/>
+                      <a:ext cx="2963914" cy="1426541"/>
+                    </a:xfrm>
+                    <a:prstGeom prst="rect">
+                      <a:avLst/>
+                    </a:prstGeom>
+                  </pic:spPr>
+                </pic:pic>
+              </a:graphicData>
+            </a:graphic>
+          </wp:inline>
+        </w:drawing>
+      </w:r>
+    </w:p>
+    <w:p>
       <w:pPr>
         <w:pStyle w:val="ListParagraph"/>
         <w:numPr>
@@ -365,7 +1135,6 @@
         </w:numPr>
       </w:pPr>
       <w:r>
-        <w:lastRenderedPageBreak/>
         <w:t xml:space="preserve">Some </w:t>
       </w:r>
       <w:proofErr w:type="gramStart"/>
